--- a/docs/deliverable/PRD.docx
+++ b/docs/deliverable/PRD.docx
@@ -7,7 +7,7 @@
         <w:pStyle w:val="Title"/>
       </w:pPr>
       <w:r>
-        <w:t xml:space="preserve">MedWatch - Product Requirements Document (PRD)</w:t>
+        <w:t xml:space="preserve">Product Requirements Document (PRD) MedWatch</w:t>
       </w:r>
     </w:p>
     <w:p>
@@ -5305,7 +5305,7 @@
         <w:rPr>
           <w:rStyle w:val="VerbatimChar"/>
         </w:rPr>
-        <w:t xml:space="preserve">docs/adr/0004-openfda-pivot.md</w:t>
+        <w:t xml:space="preserve">docs/adr/0004-drugs-com-akamai-to-openfda-pivot.md</w:t>
       </w:r>
       <w:r>
         <w:t xml:space="preserve">).</w:t>
@@ -5929,7 +5929,7 @@
               <w:rPr>
                 <w:rStyle w:val="VerbatimChar"/>
               </w:rPr>
-              <w:t xml:space="preserve">docs/adr/0006-heatmap-color-scale.md</w:t>
+              <w:t xml:space="preserve">docs/adr/0006-heatmap-continuous-color-scale.md</w:t>
             </w:r>
             <w:r>
               <w:t xml:space="preserve">)</w:t>
@@ -9245,7 +9245,7 @@
         <w:rPr>
           <w:rStyle w:val="VerbatimChar"/>
         </w:rPr>
-        <w:t xml:space="preserve">docs/adr/0001-vercel-cloudrun-split.md</w:t>
+        <w:t xml:space="preserve">docs/adr/0001-vercel-cloud-run-security-pattern.md</w:t>
       </w:r>
       <w:r>
         <w:t xml:space="preserve"> </w:t>
@@ -9266,7 +9266,7 @@
         <w:rPr>
           <w:rStyle w:val="VerbatimChar"/>
         </w:rPr>
-        <w:t xml:space="preserve">docs/adr/0002-jwt-bcrypt-cookie.md</w:t>
+        <w:t xml:space="preserve">docs/adr/0002-jwt-bcrypt-httponly.md</w:t>
       </w:r>
     </w:p>
     <w:p>
@@ -9281,7 +9281,7 @@
         <w:rPr>
           <w:rStyle w:val="VerbatimChar"/>
         </w:rPr>
-        <w:t xml:space="preserve">docs/adr/0003-pasien-soap-schema.md</w:t>
+        <w:t xml:space="preserve">docs/adr/0003-pasien-soap-schema-canonicalization.md</w:t>
       </w:r>
     </w:p>
     <w:p>
@@ -9296,7 +9296,7 @@
         <w:rPr>
           <w:rStyle w:val="VerbatimChar"/>
         </w:rPr>
-        <w:t xml:space="preserve">docs/adr/0004-openfda-pivot.md</w:t>
+        <w:t xml:space="preserve">docs/adr/0004-drugs-com-akamai-to-openfda-pivot.md</w:t>
       </w:r>
     </w:p>
     <w:p>
@@ -9311,7 +9311,7 @@
         <w:rPr>
           <w:rStyle w:val="VerbatimChar"/>
         </w:rPr>
-        <w:t xml:space="preserve">docs/adr/0005-newest-visualization-additive.md</w:t>
+        <w:t xml:space="preserve">docs/adr/0005-anggota3-newest-visualization-additive.md</w:t>
       </w:r>
     </w:p>
     <w:p>
@@ -9326,7 +9326,7 @@
         <w:rPr>
           <w:rStyle w:val="VerbatimChar"/>
         </w:rPr>
-        <w:t xml:space="preserve">docs/adr/0006-heatmap-color-scale.md</w:t>
+        <w:t xml:space="preserve">docs/adr/0006-heatmap-continuous-color-scale.md</w:t>
       </w:r>
     </w:p>
     <w:p>
@@ -9341,7 +9341,7 @@
         <w:rPr>
           <w:rStyle w:val="VerbatimChar"/>
         </w:rPr>
-        <w:t xml:space="preserve">docs/adr/0007-patient-list-sort.md</w:t>
+        <w:t xml:space="preserve">docs/adr/0007-patient-list-sort-newest-first.md</w:t>
       </w:r>
     </w:p>
     <w:p>
@@ -9356,7 +9356,7 @@
         <w:rPr>
           <w:rStyle w:val="VerbatimChar"/>
         </w:rPr>
-        <w:t xml:space="preserve">docs/adr/0008-pdf-fpdf2-inprocess.md</w:t>
+        <w:t xml:space="preserve">docs/adr/0008-pdf-endpoints-in-process-fpdf2.md</w:t>
       </w:r>
     </w:p>
     <w:p>
